--- a/Arpan PalCurriculum Vitae.docx
+++ b/Arpan PalCurriculum Vitae.docx
@@ -109,6 +109,13 @@
       </w:r>
       <w:r>
         <w:rPr>
+          <w:sz w:val="24"/>
+          <w:szCs w:val="24"/>
+        </w:rPr>
+        <w:t xml:space="preserve">          </w:t>
+      </w:r>
+      <w:r>
+        <w:rPr>
           <w:i/>
           <w:sz w:val="24"/>
           <w:szCs w:val="24"/>
@@ -120,7 +127,7 @@
           <w:sz w:val="24"/>
           <w:szCs w:val="24"/>
         </w:rPr>
-        <w:t>: arpantamu@tamu.edu</w:t>
+        <w:t>: arpan@tamu.edu</w:t>
       </w:r>
     </w:p>
     <w:p>
@@ -154,7 +161,21 @@
           <w:sz w:val="24"/>
           <w:szCs w:val="24"/>
         </w:rPr>
-        <w:t xml:space="preserve">     a</w:t>
+        <w:t xml:space="preserve">     </w:t>
+      </w:r>
+      <w:r>
+        <w:rPr>
+          <w:sz w:val="24"/>
+          <w:szCs w:val="24"/>
+        </w:rPr>
+        <w:t xml:space="preserve">    </w:t>
+      </w:r>
+      <w:r>
+        <w:rPr>
+          <w:sz w:val="24"/>
+          <w:szCs w:val="24"/>
+        </w:rPr>
+        <w:t>a</w:t>
       </w:r>
       <w:r>
         <w:rPr>
@@ -2042,7 +2063,21 @@
           <w:sz w:val="24"/>
           <w:szCs w:val="24"/>
         </w:rPr>
-        <w:t>gave talk at the Mini-Symposium on Minimal Border Rank Tensors.</w:t>
+        <w:t xml:space="preserve">gave talk at </w:t>
+      </w:r>
+      <w:r>
+        <w:rPr>
+          <w:sz w:val="24"/>
+          <w:szCs w:val="24"/>
+        </w:rPr>
+        <w:t>a</w:t>
+      </w:r>
+      <w:r>
+        <w:rPr>
+          <w:sz w:val="24"/>
+          <w:szCs w:val="24"/>
+        </w:rPr>
+        <w:t xml:space="preserve"> Mini-Symposium on Minimal Border Rank Tensors.</w:t>
       </w:r>
     </w:p>
     <w:p>
@@ -2349,11 +2384,23 @@
           <w:sz w:val="24"/>
           <w:szCs w:val="24"/>
         </w:rPr>
-        <w:t xml:space="preserve"> , 2021</w:t>
-      </w:r>
-    </w:p>
-    <w:p>
-      <w:pPr>
+        <w:t>,</w:t>
+      </w:r>
+      <w:r>
+        <w:rPr>
+          <w:sz w:val="24"/>
+          <w:szCs w:val="24"/>
+        </w:rPr>
+        <w:t xml:space="preserve"> 2021</w:t>
+      </w:r>
+    </w:p>
+    <w:p>
+      <w:pPr>
+        <w:pStyle w:val="ListParagraph"/>
+        <w:numPr>
+          <w:ilvl w:val="0"/>
+          <w:numId w:val="7"/>
+        </w:numPr>
         <w:pBdr>
           <w:top w:val="nil"/>
           <w:left w:val="nil"/>
@@ -2367,9 +2414,52 @@
           <w:szCs w:val="24"/>
         </w:rPr>
       </w:pPr>
-    </w:p>
-    <w:p>
-      <w:pPr>
+      <w:r>
+        <w:rPr>
+          <w:sz w:val="24"/>
+          <w:szCs w:val="24"/>
+        </w:rPr>
+        <w:t>SIAM Conference on Applied Algebraic Geometry (AG21),</w:t>
+      </w:r>
+      <w:r>
+        <w:rPr>
+          <w:sz w:val="24"/>
+          <w:szCs w:val="24"/>
+        </w:rPr>
+        <w:tab/>
+      </w:r>
+      <w:r>
+        <w:rPr>
+          <w:sz w:val="24"/>
+          <w:szCs w:val="24"/>
+        </w:rPr>
+        <w:tab/>
+      </w:r>
+      <w:r>
+        <w:rPr>
+          <w:sz w:val="24"/>
+          <w:szCs w:val="24"/>
+        </w:rPr>
+        <w:tab/>
+      </w:r>
+      <w:r>
+        <w:rPr>
+          <w:sz w:val="24"/>
+          <w:szCs w:val="24"/>
+        </w:rPr>
+        <w:t xml:space="preserve">   </w:t>
+      </w:r>
+      <w:r>
+        <w:rPr>
+          <w:sz w:val="24"/>
+          <w:szCs w:val="24"/>
+        </w:rPr>
+        <w:t>August 2021</w:t>
+      </w:r>
+    </w:p>
+    <w:p>
+      <w:pPr>
+        <w:pStyle w:val="ListParagraph"/>
         <w:pBdr>
           <w:top w:val="nil"/>
           <w:left w:val="nil"/>
@@ -2377,14 +2467,237 @@
           <w:right w:val="nil"/>
           <w:between w:val="nil"/>
         </w:pBdr>
-        <w:spacing w:after="0" w:line="240" w:lineRule="auto"/>
-        <w:ind w:left="720"/>
-        <w:rPr>
-          <w:rFonts w:ascii="Calibri" w:eastAsia="Calibri" w:hAnsi="Calibri" w:cs="Calibri"/>
-          <w:sz w:val="24"/>
-          <w:szCs w:val="24"/>
-        </w:rPr>
-      </w:pPr>
+        <w:spacing w:after="0" w:line="480" w:lineRule="auto"/>
+        <w:ind w:left="1440"/>
+        <w:rPr>
+          <w:sz w:val="24"/>
+          <w:szCs w:val="24"/>
+        </w:rPr>
+      </w:pPr>
+      <w:r>
+        <w:rPr>
+          <w:sz w:val="24"/>
+          <w:szCs w:val="24"/>
+        </w:rPr>
+        <w:t>gave a talk at a Mini-Symposium on Tensors of Minimal Border Rank</w:t>
+      </w:r>
+    </w:p>
+    <w:p>
+      <w:pPr>
+        <w:pStyle w:val="ListParagraph"/>
+        <w:numPr>
+          <w:ilvl w:val="0"/>
+          <w:numId w:val="7"/>
+        </w:numPr>
+        <w:pBdr>
+          <w:top w:val="nil"/>
+          <w:left w:val="nil"/>
+          <w:bottom w:val="nil"/>
+          <w:right w:val="nil"/>
+          <w:between w:val="nil"/>
+        </w:pBdr>
+        <w:spacing w:after="0" w:line="480" w:lineRule="auto"/>
+        <w:rPr>
+          <w:sz w:val="24"/>
+          <w:szCs w:val="24"/>
+        </w:rPr>
+      </w:pPr>
+      <w:r>
+        <w:rPr>
+          <w:sz w:val="24"/>
+          <w:szCs w:val="24"/>
+        </w:rPr>
+        <w:t>Gave talk at GSO Seminar, Dept of Mathematics, Texas A&amp;M University,</w:t>
+      </w:r>
+    </w:p>
+    <w:p>
+      <w:pPr>
+        <w:pBdr>
+          <w:top w:val="nil"/>
+          <w:left w:val="nil"/>
+          <w:bottom w:val="nil"/>
+          <w:right w:val="nil"/>
+          <w:between w:val="nil"/>
+        </w:pBdr>
+        <w:spacing w:after="0" w:line="480" w:lineRule="auto"/>
+        <w:ind w:left="1440"/>
+        <w:rPr>
+          <w:sz w:val="24"/>
+          <w:szCs w:val="24"/>
+        </w:rPr>
+      </w:pPr>
+      <w:r>
+        <w:rPr>
+          <w:sz w:val="24"/>
+          <w:szCs w:val="24"/>
+        </w:rPr>
+        <w:t>On Tensors of Minimal Border Rank</w:t>
+      </w:r>
+      <w:r>
+        <w:rPr>
+          <w:sz w:val="24"/>
+          <w:szCs w:val="24"/>
+        </w:rPr>
+        <w:tab/>
+      </w:r>
+      <w:r>
+        <w:rPr>
+          <w:sz w:val="24"/>
+          <w:szCs w:val="24"/>
+        </w:rPr>
+        <w:tab/>
+      </w:r>
+      <w:r>
+        <w:rPr>
+          <w:sz w:val="24"/>
+          <w:szCs w:val="24"/>
+        </w:rPr>
+        <w:tab/>
+      </w:r>
+      <w:r>
+        <w:rPr>
+          <w:sz w:val="24"/>
+          <w:szCs w:val="24"/>
+        </w:rPr>
+        <w:t xml:space="preserve">             </w:t>
+      </w:r>
+      <w:r>
+        <w:rPr>
+          <w:sz w:val="24"/>
+          <w:szCs w:val="24"/>
+        </w:rPr>
+        <w:t>September 16</w:t>
+      </w:r>
+      <w:r>
+        <w:rPr>
+          <w:sz w:val="24"/>
+          <w:szCs w:val="24"/>
+          <w:vertAlign w:val="superscript"/>
+        </w:rPr>
+        <w:t>th</w:t>
+      </w:r>
+      <w:r>
+        <w:rPr>
+          <w:sz w:val="24"/>
+          <w:szCs w:val="24"/>
+        </w:rPr>
+        <w:t xml:space="preserve"> </w:t>
+      </w:r>
+      <w:r>
+        <w:rPr>
+          <w:sz w:val="24"/>
+          <w:szCs w:val="24"/>
+        </w:rPr>
+        <w:t>, 2021</w:t>
+      </w:r>
+      <w:r>
+        <w:rPr>
+          <w:sz w:val="24"/>
+          <w:szCs w:val="24"/>
+        </w:rPr>
+        <w:tab/>
+      </w:r>
+    </w:p>
+    <w:p>
+      <w:pPr>
+        <w:pStyle w:val="ListParagraph"/>
+        <w:numPr>
+          <w:ilvl w:val="0"/>
+          <w:numId w:val="8"/>
+        </w:numPr>
+        <w:pBdr>
+          <w:top w:val="nil"/>
+          <w:left w:val="nil"/>
+          <w:bottom w:val="nil"/>
+          <w:right w:val="nil"/>
+          <w:between w:val="nil"/>
+        </w:pBdr>
+        <w:spacing w:after="0" w:line="480" w:lineRule="auto"/>
+        <w:rPr>
+          <w:b/>
+          <w:bCs/>
+          <w:sz w:val="24"/>
+          <w:szCs w:val="24"/>
+        </w:rPr>
+      </w:pPr>
+      <w:r>
+        <w:rPr>
+          <w:sz w:val="24"/>
+          <w:szCs w:val="24"/>
+        </w:rPr>
+        <w:t>4</w:t>
+      </w:r>
+      <w:r>
+        <w:rPr>
+          <w:sz w:val="24"/>
+          <w:szCs w:val="24"/>
+          <w:vertAlign w:val="superscript"/>
+        </w:rPr>
+        <w:t>th</w:t>
+      </w:r>
+      <w:r>
+        <w:rPr>
+          <w:sz w:val="24"/>
+          <w:szCs w:val="24"/>
+        </w:rPr>
+        <w:t xml:space="preserve"> </w:t>
+      </w:r>
+      <w:r>
+        <w:rPr>
+          <w:sz w:val="24"/>
+          <w:szCs w:val="24"/>
+        </w:rPr>
+        <w:t>Annual Meeting of the SIAM Texas-Louisiana Section,</w:t>
+      </w:r>
+      <w:r>
+        <w:rPr>
+          <w:sz w:val="24"/>
+          <w:szCs w:val="24"/>
+        </w:rPr>
+        <w:tab/>
+      </w:r>
+      <w:r>
+        <w:rPr>
+          <w:sz w:val="24"/>
+          <w:szCs w:val="24"/>
+        </w:rPr>
+        <w:tab/>
+        <w:t xml:space="preserve">        </w:t>
+      </w:r>
+      <w:r>
+        <w:rPr>
+          <w:sz w:val="24"/>
+          <w:szCs w:val="24"/>
+        </w:rPr>
+        <w:t xml:space="preserve">  November 2021</w:t>
+      </w:r>
+    </w:p>
+    <w:p>
+      <w:pPr>
+        <w:pStyle w:val="ListParagraph"/>
+        <w:pBdr>
+          <w:top w:val="nil"/>
+          <w:left w:val="nil"/>
+          <w:bottom w:val="nil"/>
+          <w:right w:val="nil"/>
+          <w:between w:val="nil"/>
+        </w:pBdr>
+        <w:spacing w:after="0" w:line="480" w:lineRule="auto"/>
+        <w:ind w:left="1440"/>
+        <w:rPr>
+          <w:b/>
+          <w:bCs/>
+          <w:sz w:val="24"/>
+          <w:szCs w:val="24"/>
+        </w:rPr>
+      </w:pPr>
+      <w:r>
+        <w:rPr>
+          <w:sz w:val="24"/>
+          <w:szCs w:val="24"/>
+        </w:rPr>
+        <w:t>gave talk at a Mini-Symposium on Minimal Border Rank Tensors</w:t>
+      </w:r>
     </w:p>
     <w:p>
       <w:pPr>
@@ -2655,20 +2968,20 @@
   <w:abstractNum w:abstractNumId="1" w15:restartNumberingAfterBreak="0">
     <w:nsid w:val="08537CBA"/>
     <w:multiLevelType w:val="hybridMultilevel"/>
-    <w:tmpl w:val="7228EAAA"/>
+    <w:tmpl w:val="F56A9ED8"/>
     <w:lvl w:ilvl="0" w:tplc="04090001">
       <w:start w:val="1"/>
       <w:numFmt w:val="bullet"/>
       <w:lvlText w:val=""/>
       <w:lvlJc w:val="left"/>
       <w:pPr>
-        <w:ind w:left="720" w:hanging="360"/>
+        <w:ind w:left="360"/>
       </w:pPr>
       <w:rPr>
         <w:rFonts w:ascii="Symbol" w:hAnsi="Symbol" w:hint="default"/>
       </w:rPr>
     </w:lvl>
-    <w:lvl w:ilvl="1" w:tplc="04090003" w:tentative="1">
+    <w:lvl w:ilvl="1" w:tplc="04090003">
       <w:start w:val="1"/>
       <w:numFmt w:val="bullet"/>
       <w:lvlText w:val="o"/>
@@ -2766,6 +3079,119 @@
     </w:lvl>
   </w:abstractNum>
   <w:abstractNum w:abstractNumId="2" w15:restartNumberingAfterBreak="0">
+    <w:nsid w:val="25804DBE"/>
+    <w:multiLevelType w:val="hybridMultilevel"/>
+    <w:tmpl w:val="821E5556"/>
+    <w:lvl w:ilvl="0" w:tplc="04090001">
+      <w:start w:val="1"/>
+      <w:numFmt w:val="bullet"/>
+      <w:lvlText w:val=""/>
+      <w:lvlJc w:val="left"/>
+      <w:pPr>
+        <w:ind w:left="720" w:hanging="360"/>
+      </w:pPr>
+      <w:rPr>
+        <w:rFonts w:ascii="Symbol" w:hAnsi="Symbol" w:hint="default"/>
+      </w:rPr>
+    </w:lvl>
+    <w:lvl w:ilvl="1" w:tplc="04090003" w:tentative="1">
+      <w:start w:val="1"/>
+      <w:numFmt w:val="bullet"/>
+      <w:lvlText w:val="o"/>
+      <w:lvlJc w:val="left"/>
+      <w:pPr>
+        <w:ind w:left="1440" w:hanging="360"/>
+      </w:pPr>
+      <w:rPr>
+        <w:rFonts w:ascii="Courier New" w:hAnsi="Courier New" w:cs="Courier New" w:hint="default"/>
+      </w:rPr>
+    </w:lvl>
+    <w:lvl w:ilvl="2" w:tplc="04090005" w:tentative="1">
+      <w:start w:val="1"/>
+      <w:numFmt w:val="bullet"/>
+      <w:lvlText w:val=""/>
+      <w:lvlJc w:val="left"/>
+      <w:pPr>
+        <w:ind w:left="2160" w:hanging="360"/>
+      </w:pPr>
+      <w:rPr>
+        <w:rFonts w:ascii="Wingdings" w:hAnsi="Wingdings" w:hint="default"/>
+      </w:rPr>
+    </w:lvl>
+    <w:lvl w:ilvl="3" w:tplc="04090001" w:tentative="1">
+      <w:start w:val="1"/>
+      <w:numFmt w:val="bullet"/>
+      <w:lvlText w:val=""/>
+      <w:lvlJc w:val="left"/>
+      <w:pPr>
+        <w:ind w:left="2880" w:hanging="360"/>
+      </w:pPr>
+      <w:rPr>
+        <w:rFonts w:ascii="Symbol" w:hAnsi="Symbol" w:hint="default"/>
+      </w:rPr>
+    </w:lvl>
+    <w:lvl w:ilvl="4" w:tplc="04090003" w:tentative="1">
+      <w:start w:val="1"/>
+      <w:numFmt w:val="bullet"/>
+      <w:lvlText w:val="o"/>
+      <w:lvlJc w:val="left"/>
+      <w:pPr>
+        <w:ind w:left="3600" w:hanging="360"/>
+      </w:pPr>
+      <w:rPr>
+        <w:rFonts w:ascii="Courier New" w:hAnsi="Courier New" w:cs="Courier New" w:hint="default"/>
+      </w:rPr>
+    </w:lvl>
+    <w:lvl w:ilvl="5" w:tplc="04090005" w:tentative="1">
+      <w:start w:val="1"/>
+      <w:numFmt w:val="bullet"/>
+      <w:lvlText w:val=""/>
+      <w:lvlJc w:val="left"/>
+      <w:pPr>
+        <w:ind w:left="4320" w:hanging="360"/>
+      </w:pPr>
+      <w:rPr>
+        <w:rFonts w:ascii="Wingdings" w:hAnsi="Wingdings" w:hint="default"/>
+      </w:rPr>
+    </w:lvl>
+    <w:lvl w:ilvl="6" w:tplc="04090001" w:tentative="1">
+      <w:start w:val="1"/>
+      <w:numFmt w:val="bullet"/>
+      <w:lvlText w:val=""/>
+      <w:lvlJc w:val="left"/>
+      <w:pPr>
+        <w:ind w:left="5040" w:hanging="360"/>
+      </w:pPr>
+      <w:rPr>
+        <w:rFonts w:ascii="Symbol" w:hAnsi="Symbol" w:hint="default"/>
+      </w:rPr>
+    </w:lvl>
+    <w:lvl w:ilvl="7" w:tplc="04090003" w:tentative="1">
+      <w:start w:val="1"/>
+      <w:numFmt w:val="bullet"/>
+      <w:lvlText w:val="o"/>
+      <w:lvlJc w:val="left"/>
+      <w:pPr>
+        <w:ind w:left="5760" w:hanging="360"/>
+      </w:pPr>
+      <w:rPr>
+        <w:rFonts w:ascii="Courier New" w:hAnsi="Courier New" w:cs="Courier New" w:hint="default"/>
+      </w:rPr>
+    </w:lvl>
+    <w:lvl w:ilvl="8" w:tplc="04090005" w:tentative="1">
+      <w:start w:val="1"/>
+      <w:numFmt w:val="bullet"/>
+      <w:lvlText w:val=""/>
+      <w:lvlJc w:val="left"/>
+      <w:pPr>
+        <w:ind w:left="6480" w:hanging="360"/>
+      </w:pPr>
+      <w:rPr>
+        <w:rFonts w:ascii="Wingdings" w:hAnsi="Wingdings" w:hint="default"/>
+      </w:rPr>
+    </w:lvl>
+  </w:abstractNum>
+  <w:abstractNum w:abstractNumId="3" w15:restartNumberingAfterBreak="0">
     <w:nsid w:val="3BF27AA5"/>
     <w:multiLevelType w:val="hybridMultilevel"/>
     <w:tmpl w:val="A71660CC"/>
@@ -2878,7 +3304,7 @@
       </w:rPr>
     </w:lvl>
   </w:abstractNum>
-  <w:abstractNum w:abstractNumId="3" w15:restartNumberingAfterBreak="0">
+  <w:abstractNum w:abstractNumId="4" w15:restartNumberingAfterBreak="0">
     <w:nsid w:val="43A96F45"/>
     <w:multiLevelType w:val="hybridMultilevel"/>
     <w:tmpl w:val="440AA1E2"/>
@@ -2991,7 +3417,7 @@
       </w:rPr>
     </w:lvl>
   </w:abstractNum>
-  <w:abstractNum w:abstractNumId="4" w15:restartNumberingAfterBreak="0">
+  <w:abstractNum w:abstractNumId="5" w15:restartNumberingAfterBreak="0">
     <w:nsid w:val="48E41193"/>
     <w:multiLevelType w:val="multilevel"/>
     <w:tmpl w:val="C9100BE0"/>
@@ -3104,7 +3530,7 @@
       </w:rPr>
     </w:lvl>
   </w:abstractNum>
-  <w:abstractNum w:abstractNumId="5" w15:restartNumberingAfterBreak="0">
+  <w:abstractNum w:abstractNumId="6" w15:restartNumberingAfterBreak="0">
     <w:nsid w:val="78E24A15"/>
     <w:multiLevelType w:val="multilevel"/>
     <w:tmpl w:val="B3205E24"/>
@@ -3193,7 +3619,7 @@
       </w:pPr>
     </w:lvl>
   </w:abstractNum>
-  <w:abstractNum w:abstractNumId="6" w15:restartNumberingAfterBreak="0">
+  <w:abstractNum w:abstractNumId="7" w15:restartNumberingAfterBreak="0">
     <w:nsid w:val="7F7747AD"/>
     <w:multiLevelType w:val="multilevel"/>
     <w:tmpl w:val="EFB22CB2"/>
@@ -3307,25 +3733,28 @@
     </w:lvl>
   </w:abstractNum>
   <w:num w:numId="1">
-    <w:abstractNumId w:val="4"/>
+    <w:abstractNumId w:val="5"/>
   </w:num>
   <w:num w:numId="2">
-    <w:abstractNumId w:val="6"/>
+    <w:abstractNumId w:val="7"/>
   </w:num>
   <w:num w:numId="3">
-    <w:abstractNumId w:val="5"/>
+    <w:abstractNumId w:val="6"/>
   </w:num>
   <w:num w:numId="4">
     <w:abstractNumId w:val="0"/>
   </w:num>
   <w:num w:numId="5">
-    <w:abstractNumId w:val="2"/>
+    <w:abstractNumId w:val="3"/>
   </w:num>
   <w:num w:numId="6">
-    <w:abstractNumId w:val="3"/>
+    <w:abstractNumId w:val="4"/>
   </w:num>
   <w:num w:numId="7">
     <w:abstractNumId w:val="1"/>
+  </w:num>
+  <w:num w:numId="8">
+    <w:abstractNumId w:val="2"/>
   </w:num>
 </w:numbering>
 </file>
